--- a/net_template.docx
+++ b/net_template.docx
@@ -208,10 +208,12 @@
           <w:bCs/>
           <w:color w:val="000000" w:themeColor="text1"/>
         </w:rPr>
-        <w:t>Nashik</w:t>
-      </w:r>
-      <w:r>
-        <w:rPr>
+        <w:t>{Place}</w:t>
+      </w:r>
+      <w:r>
+        <w:rPr>
+          <w:b/>
+          <w:bCs/>
           <w:color w:val="000000" w:themeColor="text1"/>
         </w:rPr>
         <w:t xml:space="preserve"> </w:t>
@@ -861,7 +863,7 @@
         <w:t>{</w:t>
       </w:r>
       <w:r>
-        <w:t>Sanction Load</w:t>
+        <w:t>System Size</w:t>
       </w:r>
       <w:r>
         <w:rPr>
